--- a/REFERENCE - Virtual Agent Designer Topics page.docx
+++ b/REFERENCE - Virtual Agent Designer Topics page.docx
@@ -6,29 +6,29 @@
       <w:pPr>
         <w:spacing w:before="240" w:after="240" w:beforeAutospacing="0" w:afterAutospacing="0"/>
         <w:rPr>
-          <w:rFonts w:ascii="Aptos" w:hAnsi="Aptos" w:cs="Aptos" w:eastAsia="Aptos"/>
+          <w:rFonts w:ascii="Calibri" w:hAnsi="Calibri" w:cs="Aptos" w:eastAsia="Aptos"/>
           <w:b w:val="1"/>
           <w:i w:val="0"/>
           <w:bCs w:val="1"/>
           <w:iCs w:val="0"/>
           <w:noProof w:val="0"/>
-          <w:sz w:val="40"/>
-          <w:szCs w:val="40"/>
-          <w:u w:val="single"/>
+          <w:sz w:val="48"/>
+          <w:szCs w:val="48"/>
+          <w:u w:val="none"/>
           <w:lang w:val="en-US"/>
         </w:rPr>
       </w:pPr>
       <w:r>
         <w:rPr>
-          <w:rFonts w:ascii="Aptos" w:hAnsi="Aptos" w:cs="Aptos" w:eastAsia="Aptos"/>
+          <w:rFonts w:ascii="Calibri" w:hAnsi="Calibri" w:cs="Aptos" w:eastAsia="Aptos"/>
           <w:b w:val="1"/>
           <w:i w:val="0"/>
           <w:bCs w:val="1"/>
           <w:iCs w:val="0"/>
           <w:noProof w:val="0"/>
-          <w:sz w:val="40"/>
-          <w:szCs w:val="40"/>
-          <w:u w:val="single"/>
+          <w:sz w:val="48"/>
+          <w:szCs w:val="48"/>
+          <w:u w:val="none"/>
           <w:lang w:val="en-US"/>
         </w:rPr>
         <w:t>Virtual Agent Designer Topics page</w:t>
@@ -38,13 +38,14 @@
       <w:pPr>
         <w:spacing w:before="240" w:after="240" w:beforeAutospacing="0" w:afterAutospacing="0"/>
         <w:rPr>
+          <w:rFonts w:ascii="Calibri" w:hAnsi="Calibri"/>
           <w:i w:val="1"/>
           <w:iCs w:val="1"/>
         </w:rPr>
       </w:pPr>
       <w:r>
         <w:rPr>
-          <w:rFonts w:ascii="Aptos" w:hAnsi="Aptos" w:cs="Aptos" w:eastAsia="Aptos"/>
+          <w:rFonts w:ascii="Calibri" w:hAnsi="Calibri" w:cs="Aptos" w:eastAsia="Aptos"/>
           <w:i w:val="1"/>
           <w:iCs w:val="1"/>
           <w:noProof w:val="0"/>
@@ -59,7 +60,7 @@
       <w:pPr>
         <w:spacing w:before="240" w:after="240" w:beforeAutospacing="0" w:afterAutospacing="0"/>
         <w:rPr>
-          <w:rFonts w:ascii="Aptos" w:hAnsi="Aptos" w:cs="Aptos" w:eastAsia="Aptos"/>
+          <w:rFonts w:ascii="Calibri" w:hAnsi="Calibri" w:cs="Aptos" w:eastAsia="Aptos"/>
           <w:b w:val="1"/>
           <w:bCs w:val="1"/>
           <w:noProof w:val="0"/>
@@ -71,7 +72,7 @@
       </w:pPr>
       <w:r>
         <w:rPr>
-          <w:rFonts w:ascii="Aptos" w:hAnsi="Aptos" w:cs="Aptos" w:eastAsia="Aptos"/>
+          <w:rFonts w:ascii="Calibri" w:hAnsi="Calibri" w:cs="Aptos" w:eastAsia="Aptos"/>
           <w:b w:val="1"/>
           <w:bCs w:val="1"/>
           <w:noProof w:val="0"/>
@@ -87,7 +88,7 @@
       <w:pPr>
         <w:spacing w:before="240" w:after="240" w:beforeAutospacing="0" w:afterAutospacing="0"/>
         <w:rPr>
-          <w:rFonts w:ascii="Aptos" w:hAnsi="Aptos" w:cs="Aptos" w:eastAsia="Aptos"/>
+          <w:rFonts w:ascii="Calibri" w:hAnsi="Calibri" w:cs="Aptos" w:eastAsia="Aptos"/>
           <w:i w:val="1"/>
           <w:iCs w:val="1"/>
           <w:noProof w:val="0"/>
@@ -97,6 +98,9 @@
         </w:rPr>
       </w:pPr>
       <w:r>
+        <w:rPr>
+          <w:rFonts w:ascii="Calibri" w:hAnsi="Calibri"/>
+        </w:rPr>
         <w:drawing>
           <wp:inline xmlns:wp="http://schemas.openxmlformats.org/drawingml/2006/wordprocessingDrawing" distT="0" distB="0" distL="0" distR="0">
             <wp:extent cx="5943600" cy="3952875"/>
@@ -140,7 +144,7 @@
       </w:r>
       <w:r>
         <w:rPr>
-          <w:rFonts w:ascii="Aptos" w:hAnsi="Aptos" w:cs="Aptos" w:eastAsia="Aptos"/>
+          <w:rFonts w:ascii="Calibri" w:hAnsi="Calibri" w:cs="Aptos" w:eastAsia="Aptos"/>
           <w:i w:val="1"/>
           <w:iCs w:val="1"/>
           <w:noProof w:val="0"/>
@@ -155,7 +159,7 @@
       <w:pPr>
         <w:spacing w:before="240" w:after="240" w:beforeAutospacing="0" w:afterAutospacing="0"/>
         <w:rPr>
-          <w:rFonts w:ascii="Aptos" w:hAnsi="Aptos" w:cs="Aptos" w:eastAsia="Aptos"/>
+          <w:rFonts w:ascii="Calibri" w:hAnsi="Calibri" w:cs="Aptos" w:eastAsia="Aptos"/>
           <w:i w:val="1"/>
           <w:iCs w:val="1"/>
           <w:noProof w:val="0"/>
@@ -169,7 +173,7 @@
       <w:pPr>
         <w:spacing w:before="240" w:after="240" w:beforeAutospacing="0" w:afterAutospacing="0"/>
         <w:rPr>
-          <w:rFonts w:ascii="Aptos" w:hAnsi="Aptos" w:cs="Aptos" w:eastAsia="Aptos"/>
+          <w:rFonts w:ascii="Calibri" w:hAnsi="Calibri" w:cs="Aptos" w:eastAsia="Aptos"/>
           <w:i w:val="1"/>
           <w:iCs w:val="1"/>
           <w:noProof w:val="0"/>
@@ -183,7 +187,7 @@
       <w:pPr>
         <w:spacing w:before="240" w:after="240" w:beforeAutospacing="0" w:afterAutospacing="0"/>
         <w:rPr>
-          <w:rFonts w:ascii="Aptos" w:hAnsi="Aptos" w:cs="Aptos" w:eastAsia="Aptos"/>
+          <w:rFonts w:ascii="Calibri" w:hAnsi="Calibri" w:cs="Aptos" w:eastAsia="Aptos"/>
           <w:i w:val="1"/>
           <w:iCs w:val="1"/>
           <w:noProof w:val="0"/>
@@ -197,7 +201,7 @@
       <w:pPr>
         <w:spacing w:before="240" w:after="240" w:beforeAutospacing="0" w:afterAutospacing="0"/>
         <w:rPr>
-          <w:rFonts w:ascii="Aptos" w:hAnsi="Aptos" w:cs="Aptos" w:eastAsia="Aptos"/>
+          <w:rFonts w:ascii="Calibri" w:hAnsi="Calibri" w:cs="Aptos" w:eastAsia="Aptos"/>
           <w:i w:val="1"/>
           <w:iCs w:val="1"/>
           <w:noProof w:val="0"/>
@@ -211,7 +215,7 @@
       <w:pPr>
         <w:spacing w:before="240" w:after="240" w:beforeAutospacing="0" w:afterAutospacing="0"/>
         <w:rPr>
-          <w:rFonts w:ascii="Aptos" w:hAnsi="Aptos" w:cs="Aptos" w:eastAsia="Aptos"/>
+          <w:rFonts w:ascii="Calibri" w:hAnsi="Calibri" w:cs="Aptos" w:eastAsia="Aptos"/>
           <w:i w:val="1"/>
           <w:iCs w:val="1"/>
           <w:noProof w:val="0"/>
@@ -225,7 +229,7 @@
       <w:pPr>
         <w:spacing w:before="240" w:after="240" w:beforeAutospacing="0" w:afterAutospacing="0"/>
         <w:rPr>
-          <w:rFonts w:ascii="Aptos" w:hAnsi="Aptos" w:cs="Aptos" w:eastAsia="Aptos"/>
+          <w:rFonts w:ascii="Calibri" w:hAnsi="Calibri" w:cs="Aptos" w:eastAsia="Aptos"/>
           <w:i w:val="1"/>
           <w:iCs w:val="1"/>
           <w:noProof w:val="0"/>
@@ -239,7 +243,7 @@
       <w:pPr>
         <w:spacing w:before="240" w:after="240" w:beforeAutospacing="0" w:afterAutospacing="0"/>
         <w:rPr>
-          <w:rFonts w:ascii="Aptos" w:hAnsi="Aptos" w:cs="Aptos" w:eastAsia="Aptos"/>
+          <w:rFonts w:ascii="Calibri" w:hAnsi="Calibri" w:cs="Aptos" w:eastAsia="Aptos"/>
           <w:b w:val="1"/>
           <w:bCs w:val="1"/>
           <w:noProof w:val="0"/>
@@ -251,7 +255,7 @@
       </w:pPr>
       <w:r>
         <w:rPr>
-          <w:rFonts w:ascii="Aptos" w:hAnsi="Aptos" w:cs="Aptos" w:eastAsia="Aptos"/>
+          <w:rFonts w:ascii="Calibri" w:hAnsi="Calibri" w:cs="Aptos" w:eastAsia="Aptos"/>
           <w:b w:val="1"/>
           <w:bCs w:val="1"/>
           <w:noProof w:val="0"/>
@@ -267,7 +271,7 @@
       <w:pPr>
         <w:spacing w:before="240" w:after="240" w:beforeAutospacing="0" w:afterAutospacing="0"/>
         <w:rPr>
-          <w:rFonts w:ascii="Aptos" w:hAnsi="Aptos" w:cs="Aptos" w:eastAsia="Aptos"/>
+          <w:rFonts w:ascii="Calibri" w:hAnsi="Calibri" w:cs="Aptos" w:eastAsia="Aptos"/>
           <w:i w:val="1"/>
           <w:iCs w:val="1"/>
           <w:noProof w:val="0"/>
@@ -277,6 +281,9 @@
         </w:rPr>
       </w:pPr>
       <w:r>
+        <w:rPr>
+          <w:rFonts w:ascii="Calibri" w:hAnsi="Calibri"/>
+        </w:rPr>
         <w:drawing>
           <wp:inline xmlns:wp="http://schemas.openxmlformats.org/drawingml/2006/wordprocessingDrawing" distT="0" distB="0" distL="0" distR="0">
             <wp:extent cx="5943600" cy="1466850"/>
@@ -320,7 +327,7 @@
       </w:r>
       <w:r>
         <w:rPr>
-          <w:rFonts w:ascii="Aptos" w:hAnsi="Aptos" w:cs="Aptos" w:eastAsia="Aptos"/>
+          <w:rFonts w:ascii="Calibri" w:hAnsi="Calibri" w:cs="Aptos" w:eastAsia="Aptos"/>
           <w:i w:val="1"/>
           <w:iCs w:val="1"/>
           <w:noProof w:val="0"/>
@@ -334,12 +341,16 @@
     <w:p>
       <w:pPr>
         <w:spacing w:before="240" w:after="240" w:beforeAutospacing="0" w:afterAutospacing="0"/>
+        <w:rPr>
+          <w:rFonts w:ascii="Calibri" w:hAnsi="Calibri"/>
+        </w:rPr>
       </w:pPr>
     </w:p>
     <w:p>
       <w:pPr>
         <w:spacing w:before="240" w:after="240" w:beforeAutospacing="0" w:afterAutospacing="0"/>
         <w:rPr>
+          <w:rFonts w:ascii="Calibri" w:hAnsi="Calibri"/>
           <w:b w:val="1"/>
           <w:bCs w:val="1"/>
           <w:u w:val="single"/>
@@ -347,6 +358,7 @@
       </w:pPr>
       <w:r>
         <w:rPr>
+          <w:rFonts w:ascii="Calibri" w:hAnsi="Calibri"/>
           <w:b w:val="1"/>
           <w:bCs w:val="1"/>
           <w:u w:val="single"/>
@@ -384,9 +396,13 @@
             <w:pPr>
               <w:spacing w:before="0" w:after="0" w:beforeAutospacing="0" w:afterAutospacing="0"/>
               <w:jc w:val="center"/>
-            </w:pPr>
-            <w:r>
-              <w:rPr>
+              <w:rPr>
+                <w:rFonts w:ascii="Calibri" w:hAnsi="Calibri"/>
+              </w:rPr>
+            </w:pPr>
+            <w:r>
+              <w:rPr>
+                <w:rFonts w:ascii="Calibri" w:hAnsi="Calibri"/>
                 <w:b w:val="1"/>
                 <w:bCs w:val="1"/>
               </w:rPr>
@@ -403,9 +419,13 @@
             <w:pPr>
               <w:spacing w:before="0" w:after="0" w:beforeAutospacing="0" w:afterAutospacing="0"/>
               <w:jc w:val="center"/>
-            </w:pPr>
-            <w:r>
-              <w:rPr>
+              <w:rPr>
+                <w:rFonts w:ascii="Calibri" w:hAnsi="Calibri"/>
+              </w:rPr>
+            </w:pPr>
+            <w:r>
+              <w:rPr>
+                <w:rFonts w:ascii="Calibri" w:hAnsi="Calibri"/>
                 <w:b w:val="1"/>
                 <w:bCs w:val="1"/>
               </w:rPr>
@@ -426,8 +446,14 @@
           <w:p>
             <w:pPr>
               <w:spacing w:before="0" w:after="0" w:beforeAutospacing="0" w:afterAutospacing="0"/>
-            </w:pPr>
-            <w:r>
+              <w:rPr>
+                <w:rFonts w:ascii="Calibri" w:hAnsi="Calibri"/>
+              </w:rPr>
+            </w:pPr>
+            <w:r>
+              <w:rPr>
+                <w:rFonts w:ascii="Calibri" w:hAnsi="Calibri"/>
+              </w:rPr>
               <w:t>1. Navigation header bar</w:t>
             </w:r>
           </w:p>
@@ -440,63 +466,151 @@
           <w:p>
             <w:pPr>
               <w:spacing w:before="0" w:after="0" w:beforeAutospacing="0" w:afterAutospacing="0"/>
-            </w:pPr>
-            <w:r>
+              <w:rPr>
+                <w:rFonts w:ascii="Calibri" w:hAnsi="Calibri"/>
+              </w:rPr>
+            </w:pPr>
+            <w:r>
+              <w:rPr>
+                <w:rFonts w:ascii="Calibri" w:hAnsi="Calibri"/>
+              </w:rPr>
               <w:t xml:space="preserve">Shows the </w:t>
             </w:r>
             <w:r>
               <w:rPr>
+                <w:rFonts w:ascii="Calibri" w:hAnsi="Calibri"/>
                 <w:b w:val="1"/>
                 <w:bCs w:val="1"/>
               </w:rPr>
               <w:t>Virtual Agent Designer</w:t>
             </w:r>
             <w:r>
+              <w:rPr>
+                <w:rFonts w:ascii="Calibri" w:hAnsi="Calibri"/>
+              </w:rPr>
               <w:t xml:space="preserve"> page and any open topics as tabs. Select </w:t>
             </w:r>
             <w:r>
               <w:rPr>
+                <w:rFonts w:ascii="Calibri" w:hAnsi="Calibri"/>
                 <w:b w:val="1"/>
                 <w:bCs w:val="1"/>
               </w:rPr>
               <w:t>Virtual Agent Designer</w:t>
             </w:r>
             <w:r>
-              <w:t xml:space="preserve"> to navigate to the topics page. Select a topic's tab to switch to the view for that topic. Select the Close icon () on a tab to close the topic.</w:t>
+              <w:rPr>
+                <w:rFonts w:ascii="Calibri" w:hAnsi="Calibri"/>
+              </w:rPr>
+              <w:t xml:space="preserve"> to navigate to the topics page. Select a topic's tab to switch to the view for that topic. Select the Close </w:t>
+            </w:r>
+            <w:r>
+              <w:rPr>
+                <w:rFonts w:ascii="Calibri" w:hAnsi="Calibri"/>
+                <w:rtl w:val="0"/>
+                <w:lang w:val="en-US" w:bidi="en-US" w:eastAsia="en-US"/>
+              </w:rPr>
+              <w:br w:type="textWrapping"/>
+            </w:r>
+            <w:r>
+              <w:rPr>
+                <w:rFonts w:ascii="Calibri" w:hAnsi="Calibri"/>
+              </w:rPr>
+              <w:t>icon (</w:t>
+            </w:r>
+            <w:r>
+              <w:rPr>
+                <w:rFonts w:ascii="Calibri" w:hAnsi="Calibri"/>
+              </w:rPr>
+              <w:drawing>
+                <wp:inline xmlns:wp="http://schemas.openxmlformats.org/drawingml/2006/wordprocessingDrawing" distT="0" distB="0" distL="0" distR="0">
+                  <wp:extent cx="142875" cy="132715"/>
+                  <wp:effectExtent l="0" t="0" r="0" b="0"/>
+                  <wp:docPr id="4" name="Picture 4"/>
+                  <wp:cNvGraphicFramePr>
+                    <a:graphicFrameLocks xmlns:a="http://schemas.openxmlformats.org/drawingml/2006/main" noChangeAspect="1"/>
+                  </wp:cNvGraphicFramePr>
+                  <a:graphic xmlns:a="http://schemas.openxmlformats.org/drawingml/2006/main">
+                    <a:graphicData uri="http://schemas.openxmlformats.org/drawingml/2006/picture">
+                      <pic:pic xmlns:pic="http://schemas.openxmlformats.org/drawingml/2006/picture">
+                        <pic:nvPicPr>
+                          <pic:cNvPr id="4" name="Picture 4"/>
+                          <pic:cNvPicPr/>
+                        </pic:nvPicPr>
+                        <pic:blipFill dpi="0">
+                          <a:blip xmlns:r="http://schemas.openxmlformats.org/officeDocument/2006/relationships" r:embed="Relimage3"/>
+                          <a:srcRect/>
+                          <a:stretch>
+                            <a:fillRect/>
+                          </a:stretch>
+                        </pic:blipFill>
+                        <pic:spPr>
+                          <a:xfrm>
+                            <a:off x="0" y="0"/>
+                            <a:ext cx="142875" cy="132715"/>
+                          </a:xfrm>
+                          <a:prstGeom prst="rect"/>
+                        </pic:spPr>
+                      </pic:pic>
+                    </a:graphicData>
+                  </a:graphic>
+                </wp:inline>
+              </w:drawing>
+            </w:r>
+            <w:r>
+              <w:rPr>
+                <w:rFonts w:ascii="Calibri" w:hAnsi="Calibri"/>
+              </w:rPr>
+              <w:t>) on a tab to close the topic.</w:t>
             </w:r>
           </w:p>
           <w:p>
             <w:pPr>
               <w:spacing w:before="240" w:after="240" w:beforeAutospacing="0" w:afterAutospacing="0"/>
-            </w:pPr>
-            <w:r>
-              <w:rPr>
+              <w:rPr>
+                <w:rFonts w:ascii="Calibri" w:hAnsi="Calibri"/>
+              </w:rPr>
+            </w:pPr>
+            <w:r>
+              <w:rPr>
+                <w:rFonts w:ascii="Calibri" w:hAnsi="Calibri"/>
                 <w:b w:val="1"/>
                 <w:bCs w:val="1"/>
               </w:rPr>
               <w:t xml:space="preserve">Note: </w:t>
             </w:r>
             <w:r>
+              <w:rPr>
+                <w:rFonts w:ascii="Calibri" w:hAnsi="Calibri"/>
+              </w:rPr>
               <w:t xml:space="preserve">If you close a topic with unsaved changes, a warning window opens. Select </w:t>
             </w:r>
             <w:r>
               <w:rPr>
+                <w:rFonts w:ascii="Calibri" w:hAnsi="Calibri"/>
                 <w:b w:val="1"/>
                 <w:bCs w:val="1"/>
               </w:rPr>
               <w:t>Cancel</w:t>
             </w:r>
             <w:r>
+              <w:rPr>
+                <w:rFonts w:ascii="Calibri" w:hAnsi="Calibri"/>
+              </w:rPr>
               <w:t xml:space="preserve"> or </w:t>
             </w:r>
             <w:r>
               <w:rPr>
+                <w:rFonts w:ascii="Calibri" w:hAnsi="Calibri"/>
                 <w:b w:val="1"/>
                 <w:bCs w:val="1"/>
               </w:rPr>
               <w:t>Close without saving</w:t>
             </w:r>
             <w:r>
+              <w:rPr>
+                <w:rFonts w:ascii="Calibri" w:hAnsi="Calibri"/>
+              </w:rPr>
               <w:t>.</w:t>
             </w:r>
           </w:p>
@@ -514,8 +628,14 @@
           <w:p>
             <w:pPr>
               <w:spacing w:before="0" w:after="0" w:beforeAutospacing="0" w:afterAutospacing="0"/>
-            </w:pPr>
-            <w:r>
+              <w:rPr>
+                <w:rFonts w:ascii="Calibri" w:hAnsi="Calibri"/>
+              </w:rPr>
+            </w:pPr>
+            <w:r>
+              <w:rPr>
+                <w:rFonts w:ascii="Calibri" w:hAnsi="Calibri"/>
+              </w:rPr>
               <w:t>2. Topic list controls</w:t>
             </w:r>
           </w:p>
@@ -528,8 +648,14 @@
           <w:p>
             <w:pPr>
               <w:spacing w:before="0" w:after="0" w:beforeAutospacing="0" w:afterAutospacing="0"/>
-            </w:pPr>
-            <w:r>
+              <w:rPr>
+                <w:rFonts w:ascii="Calibri" w:hAnsi="Calibri"/>
+              </w:rPr>
+            </w:pPr>
+            <w:r>
+              <w:rPr>
+                <w:rFonts w:ascii="Calibri" w:hAnsi="Calibri"/>
+              </w:rPr>
               <w:t>Controls for filtering, managing, testing, creating, and deleting Virtual Agent topics.</w:t>
             </w:r>
           </w:p>
@@ -541,93 +667,134 @@
                 <w:numId w:val="2"/>
               </w:numPr>
               <w:spacing w:before="0" w:after="0" w:beforeAutospacing="0" w:afterAutospacing="0"/>
-            </w:pPr>
-            <w:r>
+              <w:rPr>
+                <w:rFonts w:ascii="Calibri" w:hAnsi="Calibri"/>
+              </w:rPr>
+            </w:pPr>
+            <w:r>
+              <w:rPr>
+                <w:rFonts w:ascii="Calibri" w:hAnsi="Calibri"/>
+              </w:rPr>
               <w:t>LLM and NLU/Keywords: Drop-down menu to switch between LLM and NLU/Keyword topic lists.</w:t>
             </w:r>
           </w:p>
           <w:p>
             <w:pPr>
               <w:spacing w:before="240" w:after="240" w:beforeAutospacing="0" w:afterAutospacing="0"/>
-            </w:pPr>
-            <w:r>
-              <w:rPr>
+              <w:rPr>
+                <w:rFonts w:ascii="Calibri" w:hAnsi="Calibri"/>
+              </w:rPr>
+            </w:pPr>
+            <w:r>
+              <w:rPr>
+                <w:rFonts w:ascii="Calibri" w:hAnsi="Calibri"/>
                 <w:b w:val="1"/>
                 <w:bCs w:val="1"/>
               </w:rPr>
               <w:t xml:space="preserve">Note: </w:t>
             </w:r>
             <w:r>
+              <w:rPr>
+                <w:rFonts w:ascii="Calibri" w:hAnsi="Calibri"/>
+              </w:rPr>
               <w:t xml:space="preserve">If you select </w:t>
             </w:r>
             <w:r>
               <w:rPr>
+                <w:rFonts w:ascii="Calibri" w:hAnsi="Calibri"/>
                 <w:b w:val="1"/>
                 <w:bCs w:val="1"/>
               </w:rPr>
               <w:t>NLU/Keyword</w:t>
             </w:r>
             <w:r>
+              <w:rPr>
+                <w:rFonts w:ascii="Calibri" w:hAnsi="Calibri"/>
+              </w:rPr>
               <w:t xml:space="preserve">, the </w:t>
             </w:r>
             <w:r>
               <w:rPr>
+                <w:rFonts w:ascii="Calibri" w:hAnsi="Calibri"/>
                 <w:b w:val="1"/>
                 <w:bCs w:val="1"/>
               </w:rPr>
               <w:t>Select Assistant</w:t>
             </w:r>
             <w:r>
+              <w:rPr>
+                <w:rFonts w:ascii="Calibri" w:hAnsi="Calibri"/>
+              </w:rPr>
               <w:t xml:space="preserve">, </w:t>
             </w:r>
             <w:r>
               <w:rPr>
+                <w:rFonts w:ascii="Calibri" w:hAnsi="Calibri"/>
                 <w:b w:val="1"/>
                 <w:bCs w:val="1"/>
               </w:rPr>
               <w:t>All</w:t>
             </w:r>
             <w:r>
+              <w:rPr>
+                <w:rFonts w:ascii="Calibri" w:hAnsi="Calibri"/>
+              </w:rPr>
               <w:t xml:space="preserve">, </w:t>
             </w:r>
             <w:r>
               <w:rPr>
+                <w:rFonts w:ascii="Calibri" w:hAnsi="Calibri"/>
                 <w:b w:val="1"/>
                 <w:bCs w:val="1"/>
               </w:rPr>
               <w:t>Topics</w:t>
             </w:r>
             <w:r>
+              <w:rPr>
+                <w:rFonts w:ascii="Calibri" w:hAnsi="Calibri"/>
+              </w:rPr>
               <w:t xml:space="preserve">, </w:t>
             </w:r>
             <w:r>
               <w:rPr>
+                <w:rFonts w:ascii="Calibri" w:hAnsi="Calibri"/>
                 <w:b w:val="1"/>
                 <w:bCs w:val="1"/>
               </w:rPr>
               <w:t>Subflows</w:t>
             </w:r>
             <w:r>
+              <w:rPr>
+                <w:rFonts w:ascii="Calibri" w:hAnsi="Calibri"/>
+              </w:rPr>
               <w:t xml:space="preserve">, </w:t>
             </w:r>
             <w:r>
               <w:rPr>
+                <w:rFonts w:ascii="Calibri" w:hAnsi="Calibri"/>
                 <w:b w:val="1"/>
                 <w:bCs w:val="1"/>
               </w:rPr>
               <w:t>Actions</w:t>
             </w:r>
             <w:r>
+              <w:rPr>
+                <w:rFonts w:ascii="Calibri" w:hAnsi="Calibri"/>
+              </w:rPr>
               <w:t xml:space="preserve">, and </w:t>
             </w:r>
             <w:r>
               <w:rPr>
+                <w:rFonts w:ascii="Calibri" w:hAnsi="Calibri"/>
                 <w:b w:val="1"/>
                 <w:bCs w:val="1"/>
               </w:rPr>
               <w:t>Test Assistant</w:t>
             </w:r>
             <w:r>
+              <w:rPr>
+                <w:rFonts w:ascii="Calibri" w:hAnsi="Calibri"/>
+              </w:rPr>
               <w:t xml:space="preserve"> controls disappear while you view NLU/Keyword topics.</w:t>
             </w:r>
           </w:p>
@@ -639,8 +806,14 @@
                 <w:numId w:val="2"/>
               </w:numPr>
               <w:spacing w:before="0" w:after="0" w:beforeAutospacing="0" w:afterAutospacing="0"/>
-            </w:pPr>
-            <w:r>
+              <w:rPr>
+                <w:rFonts w:ascii="Calibri" w:hAnsi="Calibri"/>
+              </w:rPr>
+            </w:pPr>
+            <w:r>
+              <w:rPr>
+                <w:rFonts w:ascii="Calibri" w:hAnsi="Calibri"/>
+              </w:rPr>
               <w:t>Select Assistant: Drop-down menu to filter topics associated with a given LLM assistant.</w:t>
             </w:r>
           </w:p>
@@ -652,8 +825,14 @@
                 <w:numId w:val="2"/>
               </w:numPr>
               <w:spacing w:before="0" w:after="0" w:beforeAutospacing="0" w:afterAutospacing="0"/>
-            </w:pPr>
-            <w:r>
+              <w:rPr>
+                <w:rFonts w:ascii="Calibri" w:hAnsi="Calibri"/>
+              </w:rPr>
+            </w:pPr>
+            <w:r>
+              <w:rPr>
+                <w:rFonts w:ascii="Calibri" w:hAnsi="Calibri"/>
+              </w:rPr>
               <w:t>All: Button to view all LLM topics.</w:t>
             </w:r>
           </w:p>
@@ -665,8 +844,14 @@
                 <w:numId w:val="2"/>
               </w:numPr>
               <w:spacing w:before="0" w:after="0" w:beforeAutospacing="0" w:afterAutospacing="0"/>
-            </w:pPr>
-            <w:r>
+              <w:rPr>
+                <w:rFonts w:ascii="Calibri" w:hAnsi="Calibri"/>
+              </w:rPr>
+            </w:pPr>
+            <w:r>
+              <w:rPr>
+                <w:rFonts w:ascii="Calibri" w:hAnsi="Calibri"/>
+              </w:rPr>
               <w:t>Topics: Button to view only basic LLM topics.</w:t>
             </w:r>
           </w:p>
@@ -678,8 +863,14 @@
                 <w:numId w:val="2"/>
               </w:numPr>
               <w:spacing w:before="0" w:after="0" w:beforeAutospacing="0" w:afterAutospacing="0"/>
-            </w:pPr>
-            <w:r>
+              <w:rPr>
+                <w:rFonts w:ascii="Calibri" w:hAnsi="Calibri"/>
+              </w:rPr>
+            </w:pPr>
+            <w:r>
+              <w:rPr>
+                <w:rFonts w:ascii="Calibri" w:hAnsi="Calibri"/>
+              </w:rPr>
               <w:t>Subflows: Button to view only LLM subflows.</w:t>
             </w:r>
           </w:p>
@@ -691,8 +882,14 @@
                 <w:numId w:val="2"/>
               </w:numPr>
               <w:spacing w:before="0" w:after="0" w:beforeAutospacing="0" w:afterAutospacing="0"/>
-            </w:pPr>
-            <w:r>
+              <w:rPr>
+                <w:rFonts w:ascii="Calibri" w:hAnsi="Calibri"/>
+              </w:rPr>
+            </w:pPr>
+            <w:r>
+              <w:rPr>
+                <w:rFonts w:ascii="Calibri" w:hAnsi="Calibri"/>
+              </w:rPr>
               <w:t>Actions: Button to view only LLM actions.</w:t>
             </w:r>
           </w:p>
@@ -704,64 +901,93 @@
                 <w:numId w:val="2"/>
               </w:numPr>
               <w:spacing w:before="0" w:after="0" w:beforeAutospacing="0" w:afterAutospacing="0"/>
-            </w:pPr>
-            <w:r>
+              <w:rPr>
+                <w:rFonts w:ascii="Calibri" w:hAnsi="Calibri"/>
+              </w:rPr>
+            </w:pPr>
+            <w:r>
+              <w:rPr>
+                <w:rFonts w:ascii="Calibri" w:hAnsi="Calibri"/>
+              </w:rPr>
               <w:t xml:space="preserve">Test Assistant: Opens the topics testing window for topics filtered with the assistant you select with </w:t>
             </w:r>
             <w:r>
               <w:rPr>
+                <w:rFonts w:ascii="Calibri" w:hAnsi="Calibri"/>
                 <w:b w:val="1"/>
                 <w:bCs w:val="1"/>
               </w:rPr>
               <w:t>Select Assistant</w:t>
             </w:r>
             <w:r>
+              <w:rPr>
+                <w:rFonts w:ascii="Calibri" w:hAnsi="Calibri"/>
+              </w:rPr>
               <w:t>.</w:t>
             </w:r>
           </w:p>
           <w:p>
             <w:pPr>
               <w:spacing w:before="240" w:after="240" w:beforeAutospacing="0" w:afterAutospacing="0"/>
-            </w:pPr>
-            <w:r>
-              <w:rPr>
+              <w:rPr>
+                <w:rFonts w:ascii="Calibri" w:hAnsi="Calibri"/>
+              </w:rPr>
+            </w:pPr>
+            <w:r>
+              <w:rPr>
+                <w:rFonts w:ascii="Calibri" w:hAnsi="Calibri"/>
                 <w:b w:val="1"/>
                 <w:bCs w:val="1"/>
               </w:rPr>
               <w:t xml:space="preserve">Note: </w:t>
             </w:r>
             <w:r>
+              <w:rPr>
+                <w:rFonts w:ascii="Calibri" w:hAnsi="Calibri"/>
+              </w:rPr>
               <w:t xml:space="preserve">If you have not filtered topics with </w:t>
             </w:r>
             <w:r>
               <w:rPr>
+                <w:rFonts w:ascii="Calibri" w:hAnsi="Calibri"/>
                 <w:b w:val="1"/>
                 <w:bCs w:val="1"/>
               </w:rPr>
               <w:t>Select assistant</w:t>
             </w:r>
             <w:r>
+              <w:rPr>
+                <w:rFonts w:ascii="Calibri" w:hAnsi="Calibri"/>
+              </w:rPr>
               <w:t xml:space="preserve">, the option </w:t>
             </w:r>
             <w:r>
               <w:rPr>
+                <w:rFonts w:ascii="Calibri" w:hAnsi="Calibri"/>
                 <w:b w:val="1"/>
                 <w:bCs w:val="1"/>
               </w:rPr>
               <w:t>Test in Now Assist panel</w:t>
             </w:r>
             <w:r>
+              <w:rPr>
+                <w:rFonts w:ascii="Calibri" w:hAnsi="Calibri"/>
+              </w:rPr>
               <w:t xml:space="preserve"> appears in this drop-down menu. For more information on associating an LLM assistant with a topic, see </w:t>
             </w:r>
             <w:r>
               <w:rPr>
+                <w:rFonts w:ascii="Calibri" w:hAnsi="Calibri"/>
                 <w:b w:val="1"/>
                 <w:bCs w:val="1"/>
-                <w:color w:val="0E2841" w:themeColor="text2"/>
+                <w:color w:val="537DB1"/>
               </w:rPr>
               <w:t>Create a Virtual Agent Topic</w:t>
             </w:r>
             <w:r>
+              <w:rPr>
+                <w:rFonts w:ascii="Calibri" w:hAnsi="Calibri"/>
+              </w:rPr>
               <w:t>.</w:t>
             </w:r>
           </w:p>
@@ -773,8 +999,14 @@
                 <w:numId w:val="2"/>
               </w:numPr>
               <w:spacing w:before="0" w:after="0" w:beforeAutospacing="0" w:afterAutospacing="0"/>
-            </w:pPr>
-            <w:r>
+              <w:rPr>
+                <w:rFonts w:ascii="Calibri" w:hAnsi="Calibri"/>
+              </w:rPr>
+            </w:pPr>
+            <w:r>
+              <w:rPr>
+                <w:rFonts w:ascii="Calibri" w:hAnsi="Calibri"/>
+              </w:rPr>
               <w:t>Create: Button to create a new Virtual Agent topic.</w:t>
             </w:r>
           </w:p>
@@ -786,14 +1018,23 @@
                 <w:numId w:val="2"/>
               </w:numPr>
               <w:spacing w:before="0" w:after="0" w:beforeAutospacing="0" w:afterAutospacing="0"/>
-            </w:pPr>
-            <w:r>
+              <w:rPr>
+                <w:rFonts w:ascii="Calibri" w:hAnsi="Calibri"/>
+              </w:rPr>
+            </w:pPr>
+            <w:r>
+              <w:rPr>
+                <w:rFonts w:ascii="Calibri" w:hAnsi="Calibri"/>
+              </w:rPr>
               <w:t>Search (</w:t>
             </w:r>
             <w:r>
+              <w:rPr>
+                <w:rFonts w:ascii="Calibri" w:hAnsi="Calibri"/>
+              </w:rPr>
               <w:drawing>
                 <wp:inline xmlns:wp="http://schemas.openxmlformats.org/drawingml/2006/wordprocessingDrawing" distT="0" distB="0" distL="0" distR="0">
-                  <wp:extent cx="257175" cy="276225"/>
+                  <wp:extent cx="97790" cy="104775"/>
                   <wp:effectExtent l="0" t="0" r="0" b="0"/>
                   <wp:docPr id="1633567266" name="Picture 5"/>
                   <wp:cNvGraphicFramePr>
@@ -804,64 +1045,6 @@
                       <pic:pic xmlns:pic="http://schemas.openxmlformats.org/drawingml/2006/picture">
                         <pic:nvPicPr>
                           <pic:cNvPr id="0" name="Picture 6"/>
-                          <pic:cNvPicPr/>
-                        </pic:nvPicPr>
-                        <pic:blipFill dpi="0">
-                          <a:blip xmlns:r="http://schemas.openxmlformats.org/officeDocument/2006/relationships" r:embed="Relimage3">
-                            <a:extLst>
-                              <a:ext uri="{28A0092B-C50C-407E-A947-70E740481C1C}">
-                                <a14:useLocalDpi xmlns:a14="http://schemas.microsoft.com/office/drawing/2010/main" val="0"/>
-                              </a:ext>
-                            </a:extLst>
-                          </a:blip>
-                          <a:srcRect/>
-                          <a:stretch>
-                            <a:fillRect/>
-                          </a:stretch>
-                        </pic:blipFill>
-                        <pic:spPr>
-                          <a:xfrm>
-                            <a:off x="0" y="0"/>
-                            <a:ext cx="257175" cy="276225"/>
-                          </a:xfrm>
-                          <a:prstGeom prst="rect"/>
-                        </pic:spPr>
-                      </pic:pic>
-                    </a:graphicData>
-                  </a:graphic>
-                </wp:inline>
-              </w:drawing>
-            </w:r>
-            <w:r>
-              <w:t>): Opens a field to enter a string to search for a match in the topic list. When you enter a string, the text is used as a condition in the Filter.</w:t>
-            </w:r>
-          </w:p>
-          <w:p>
-            <w:pPr>
-              <w:pStyle w:val="P14"/>
-              <w:numPr>
-                <w:ilvl w:val="0"/>
-                <w:numId w:val="2"/>
-              </w:numPr>
-              <w:spacing w:before="0" w:after="0" w:beforeAutospacing="0" w:afterAutospacing="0"/>
-            </w:pPr>
-            <w:r>
-              <w:t>Filter (</w:t>
-            </w:r>
-            <w:r>
-              <w:drawing>
-                <wp:inline xmlns:wp="http://schemas.openxmlformats.org/drawingml/2006/wordprocessingDrawing" distT="0" distB="0" distL="0" distR="0">
-                  <wp:extent cx="400050" cy="400050"/>
-                  <wp:effectExtent l="0" t="0" r="0" b="0"/>
-                  <wp:docPr id="1313997199" name="Picture 7"/>
-                  <wp:cNvGraphicFramePr>
-                    <a:graphicFrameLocks xmlns:a="http://schemas.openxmlformats.org/drawingml/2006/main" noChangeAspect="1"/>
-                  </wp:cNvGraphicFramePr>
-                  <a:graphic xmlns:a="http://schemas.openxmlformats.org/drawingml/2006/main">
-                    <a:graphicData uri="http://schemas.openxmlformats.org/drawingml/2006/picture">
-                      <pic:pic xmlns:pic="http://schemas.openxmlformats.org/drawingml/2006/picture">
-                        <pic:nvPicPr>
-                          <pic:cNvPr id="0" name="Picture 8"/>
                           <pic:cNvPicPr/>
                         </pic:nvPicPr>
                         <pic:blipFill dpi="0">
@@ -880,7 +1063,7 @@
                         <pic:spPr>
                           <a:xfrm>
                             <a:off x="0" y="0"/>
-                            <a:ext cx="400050" cy="400050"/>
+                            <a:ext cx="97790" cy="104775"/>
                           </a:xfrm>
                           <a:prstGeom prst="rect"/>
                         </pic:spPr>
@@ -891,27 +1074,10 @@
               </w:drawing>
             </w:r>
             <w:r>
-              <w:t xml:space="preserve">): Opens a menu to add filtering conditions that contain a field, operator, and value(s). If you define a condition or enter a string using the </w:t>
-            </w:r>
-            <w:r>
-              <w:rPr>
-                <w:b w:val="1"/>
-                <w:bCs w:val="1"/>
-              </w:rPr>
-              <w:t>Search</w:t>
-            </w:r>
-            <w:r>
-              <w:t xml:space="preserve"> button, you can remove it by selecting the Delete condition (</w:t>
-            </w:r>
-            <w:r>
-              <w:rPr>
-                <w:i w:val="1"/>
-                <w:iCs w:val="1"/>
-              </w:rPr>
-              <w:t>[]</w:t>
-            </w:r>
-            <w:r>
-              <w:t>) icon.</w:t>
+              <w:rPr>
+                <w:rFonts w:ascii="Calibri" w:hAnsi="Calibri"/>
+              </w:rPr>
+              <w:t>): Opens a field to enter a string to search for a match in the topic list. When you enter a string, the text is used as a condition in the Filter.</w:t>
             </w:r>
           </w:p>
           <w:p>
@@ -922,16 +1088,25 @@
                 <w:numId w:val="2"/>
               </w:numPr>
               <w:spacing w:before="0" w:after="0" w:beforeAutospacing="0" w:afterAutospacing="0"/>
-            </w:pPr>
-            <w:r>
-              <w:t>Refresh list (</w:t>
-            </w:r>
-            <w:r>
+              <w:rPr>
+                <w:rFonts w:ascii="Calibri" w:hAnsi="Calibri"/>
+              </w:rPr>
+            </w:pPr>
+            <w:r>
+              <w:rPr>
+                <w:rFonts w:ascii="Calibri" w:hAnsi="Calibri"/>
+              </w:rPr>
+              <w:t>Filter (</w:t>
+            </w:r>
+            <w:r>
+              <w:rPr>
+                <w:rFonts w:ascii="Calibri" w:hAnsi="Calibri"/>
+              </w:rPr>
               <w:drawing>
                 <wp:inline xmlns:wp="http://schemas.openxmlformats.org/drawingml/2006/wordprocessingDrawing" distT="0" distB="0" distL="0" distR="0">
-                  <wp:extent cx="254000" cy="241300"/>
+                  <wp:extent cx="95250" cy="95250"/>
                   <wp:effectExtent l="0" t="0" r="0" b="0"/>
-                  <wp:docPr id="1479261040" name="Picture 9"/>
+                  <wp:docPr id="1313997199" name="Picture 7"/>
                   <wp:cNvGraphicFramePr>
                     <a:graphicFrameLocks xmlns:a="http://schemas.openxmlformats.org/drawingml/2006/main" noChangeAspect="1"/>
                   </wp:cNvGraphicFramePr>
@@ -939,7 +1114,7 @@
                     <a:graphicData uri="http://schemas.openxmlformats.org/drawingml/2006/picture">
                       <pic:pic xmlns:pic="http://schemas.openxmlformats.org/drawingml/2006/picture">
                         <pic:nvPicPr>
-                          <pic:cNvPr id="0" name="Picture 10"/>
+                          <pic:cNvPr id="0" name="Picture 8"/>
                           <pic:cNvPicPr/>
                         </pic:nvPicPr>
                         <pic:blipFill dpi="0">
@@ -958,7 +1133,7 @@
                         <pic:spPr>
                           <a:xfrm>
                             <a:off x="0" y="0"/>
-                            <a:ext cx="254014" cy="241312"/>
+                            <a:ext cx="95250" cy="95250"/>
                           </a:xfrm>
                           <a:prstGeom prst="rect"/>
                         </pic:spPr>
@@ -969,7 +1144,38 @@
               </w:drawing>
             </w:r>
             <w:r>
-              <w:t>): Refreshes the currently defined list of topics.</w:t>
+              <w:rPr>
+                <w:rFonts w:ascii="Calibri" w:hAnsi="Calibri"/>
+              </w:rPr>
+              <w:t xml:space="preserve">): Opens a menu to add filtering conditions that contain a field, operator, and value(s). If you define a condition or enter a string using the </w:t>
+            </w:r>
+            <w:r>
+              <w:rPr>
+                <w:rFonts w:ascii="Calibri" w:hAnsi="Calibri"/>
+                <w:b w:val="1"/>
+                <w:bCs w:val="1"/>
+              </w:rPr>
+              <w:t>Search</w:t>
+            </w:r>
+            <w:r>
+              <w:rPr>
+                <w:rFonts w:ascii="Calibri" w:hAnsi="Calibri"/>
+              </w:rPr>
+              <w:t xml:space="preserve"> button, you can remove it by selecting the Delete </w:t>
+            </w:r>
+            <w:r>
+              <w:rPr>
+                <w:rFonts w:ascii="Calibri" w:hAnsi="Calibri"/>
+                <w:rtl w:val="0"/>
+                <w:lang w:val="en-US" w:bidi="en-US" w:eastAsia="en-US"/>
+              </w:rPr>
+              <w:t>button</w:t>
+            </w:r>
+            <w:r>
+              <w:rPr>
+                <w:rFonts w:ascii="Calibri" w:hAnsi="Calibri"/>
+              </w:rPr>
+              <w:t>.</w:t>
             </w:r>
           </w:p>
           <w:p>
@@ -980,16 +1186,25 @@
                 <w:numId w:val="2"/>
               </w:numPr>
               <w:spacing w:before="0" w:after="0" w:beforeAutospacing="0" w:afterAutospacing="0"/>
-            </w:pPr>
-            <w:r>
-              <w:t>Edit columns (</w:t>
-            </w:r>
-            <w:r>
+              <w:rPr>
+                <w:rFonts w:ascii="Calibri" w:hAnsi="Calibri"/>
+              </w:rPr>
+            </w:pPr>
+            <w:r>
+              <w:rPr>
+                <w:rFonts w:ascii="Calibri" w:hAnsi="Calibri"/>
+              </w:rPr>
+              <w:t>Refresh list (</w:t>
+            </w:r>
+            <w:r>
+              <w:rPr>
+                <w:rFonts w:ascii="Calibri" w:hAnsi="Calibri"/>
+              </w:rPr>
               <w:drawing>
                 <wp:inline xmlns:wp="http://schemas.openxmlformats.org/drawingml/2006/wordprocessingDrawing" distT="0" distB="0" distL="0" distR="0">
-                  <wp:extent cx="304800" cy="304800"/>
+                  <wp:extent cx="93345" cy="88900"/>
                   <wp:effectExtent l="0" t="0" r="0" b="0"/>
-                  <wp:docPr id="74533761" name="Picture 11"/>
+                  <wp:docPr id="1479261040" name="Picture 9"/>
                   <wp:cNvGraphicFramePr>
                     <a:graphicFrameLocks xmlns:a="http://schemas.openxmlformats.org/drawingml/2006/main" noChangeAspect="1"/>
                   </wp:cNvGraphicFramePr>
@@ -997,7 +1212,7 @@
                     <a:graphicData uri="http://schemas.openxmlformats.org/drawingml/2006/picture">
                       <pic:pic xmlns:pic="http://schemas.openxmlformats.org/drawingml/2006/picture">
                         <pic:nvPicPr>
-                          <pic:cNvPr id="0" name="Picture 12"/>
+                          <pic:cNvPr id="0" name="Picture 10"/>
                           <pic:cNvPicPr/>
                         </pic:nvPicPr>
                         <pic:blipFill dpi="0">
@@ -1016,7 +1231,7 @@
                         <pic:spPr>
                           <a:xfrm>
                             <a:off x="0" y="0"/>
-                            <a:ext cx="304800" cy="304800"/>
+                            <a:ext cx="93345" cy="88900"/>
                           </a:xfrm>
                           <a:prstGeom prst="rect"/>
                         </pic:spPr>
@@ -1027,7 +1242,10 @@
               </w:drawing>
             </w:r>
             <w:r>
-              <w:t>): Opens a menu to reorder or change the columns in the topic records list from their defaults.</w:t>
+              <w:rPr>
+                <w:rFonts w:ascii="Calibri" w:hAnsi="Calibri"/>
+              </w:rPr>
+              <w:t>): Refreshes the currently defined list of topics.</w:t>
             </w:r>
           </w:p>
           <w:p>
@@ -1038,65 +1256,160 @@
                 <w:numId w:val="2"/>
               </w:numPr>
               <w:spacing w:before="0" w:after="0" w:beforeAutospacing="0" w:afterAutospacing="0"/>
-            </w:pPr>
-            <w:r>
+              <w:rPr>
+                <w:rFonts w:ascii="Calibri" w:hAnsi="Calibri"/>
+              </w:rPr>
+            </w:pPr>
+            <w:r>
+              <w:rPr>
+                <w:rFonts w:ascii="Calibri" w:hAnsi="Calibri"/>
+              </w:rPr>
+              <w:t>Edit columns (</w:t>
+            </w:r>
+            <w:r>
+              <w:rPr>
+                <w:rFonts w:ascii="Calibri" w:hAnsi="Calibri"/>
+              </w:rPr>
+              <w:drawing>
+                <wp:inline xmlns:wp="http://schemas.openxmlformats.org/drawingml/2006/wordprocessingDrawing" distT="0" distB="0" distL="0" distR="0">
+                  <wp:extent cx="107950" cy="107950"/>
+                  <wp:effectExtent l="0" t="0" r="0" b="0"/>
+                  <wp:docPr id="74533761" name="Picture 11"/>
+                  <wp:cNvGraphicFramePr>
+                    <a:graphicFrameLocks xmlns:a="http://schemas.openxmlformats.org/drawingml/2006/main" noChangeAspect="1"/>
+                  </wp:cNvGraphicFramePr>
+                  <a:graphic xmlns:a="http://schemas.openxmlformats.org/drawingml/2006/main">
+                    <a:graphicData uri="http://schemas.openxmlformats.org/drawingml/2006/picture">
+                      <pic:pic xmlns:pic="http://schemas.openxmlformats.org/drawingml/2006/picture">
+                        <pic:nvPicPr>
+                          <pic:cNvPr id="0" name="Picture 12"/>
+                          <pic:cNvPicPr/>
+                        </pic:nvPicPr>
+                        <pic:blipFill dpi="0">
+                          <a:blip xmlns:r="http://schemas.openxmlformats.org/officeDocument/2006/relationships" r:embed="Relimage7">
+                            <a:extLst>
+                              <a:ext uri="{28A0092B-C50C-407E-A947-70E740481C1C}">
+                                <a14:useLocalDpi xmlns:a14="http://schemas.microsoft.com/office/drawing/2010/main" val="0"/>
+                              </a:ext>
+                            </a:extLst>
+                          </a:blip>
+                          <a:srcRect/>
+                          <a:stretch>
+                            <a:fillRect/>
+                          </a:stretch>
+                        </pic:blipFill>
+                        <pic:spPr>
+                          <a:xfrm>
+                            <a:off x="0" y="0"/>
+                            <a:ext cx="107950" cy="107950"/>
+                          </a:xfrm>
+                          <a:prstGeom prst="rect"/>
+                        </pic:spPr>
+                      </pic:pic>
+                    </a:graphicData>
+                  </a:graphic>
+                </wp:inline>
+              </w:drawing>
+            </w:r>
+            <w:r>
+              <w:rPr>
+                <w:rFonts w:ascii="Calibri" w:hAnsi="Calibri"/>
+              </w:rPr>
+              <w:t>): Opens a menu to reorder or change the columns in the topic records list from their defaults.</w:t>
+            </w:r>
+          </w:p>
+          <w:p>
+            <w:pPr>
+              <w:pStyle w:val="P14"/>
+              <w:numPr>
+                <w:ilvl w:val="0"/>
+                <w:numId w:val="2"/>
+              </w:numPr>
+              <w:spacing w:before="0" w:after="0" w:beforeAutospacing="0" w:afterAutospacing="0"/>
+              <w:rPr>
+                <w:rFonts w:ascii="Calibri" w:hAnsi="Calibri"/>
+              </w:rPr>
+            </w:pPr>
+            <w:r>
+              <w:rPr>
+                <w:rFonts w:ascii="Calibri" w:hAnsi="Calibri"/>
+              </w:rPr>
               <w:t>Delete: Deletes one or more selected topics from the list.</w:t>
             </w:r>
           </w:p>
           <w:p>
             <w:pPr>
               <w:spacing w:before="240" w:after="240" w:beforeAutospacing="0" w:afterAutospacing="0"/>
-            </w:pPr>
-            <w:r>
-              <w:rPr>
+              <w:rPr>
+                <w:rFonts w:ascii="Calibri" w:hAnsi="Calibri"/>
+              </w:rPr>
+            </w:pPr>
+            <w:r>
+              <w:rPr>
+                <w:rFonts w:ascii="Calibri" w:hAnsi="Calibri"/>
                 <w:b w:val="1"/>
                 <w:bCs w:val="1"/>
               </w:rPr>
               <w:t xml:space="preserve">Note: </w:t>
             </w:r>
             <w:r>
+              <w:rPr>
+                <w:rFonts w:ascii="Calibri" w:hAnsi="Calibri"/>
+              </w:rPr>
               <w:t xml:space="preserve">If you select </w:t>
             </w:r>
             <w:r>
               <w:rPr>
+                <w:rFonts w:ascii="Calibri" w:hAnsi="Calibri"/>
                 <w:b w:val="1"/>
                 <w:bCs w:val="1"/>
               </w:rPr>
               <w:t>Delete</w:t>
             </w:r>
             <w:r>
+              <w:rPr>
+                <w:rFonts w:ascii="Calibri" w:hAnsi="Calibri"/>
+              </w:rPr>
               <w:t xml:space="preserve">, a warning window opens. Select </w:t>
             </w:r>
             <w:r>
               <w:rPr>
+                <w:rFonts w:ascii="Calibri" w:hAnsi="Calibri"/>
                 <w:b w:val="1"/>
                 <w:bCs w:val="1"/>
               </w:rPr>
               <w:t>Delete</w:t>
             </w:r>
             <w:r>
+              <w:rPr>
+                <w:rFonts w:ascii="Calibri" w:hAnsi="Calibri"/>
+              </w:rPr>
               <w:t xml:space="preserve"> to continue or </w:t>
             </w:r>
             <w:r>
               <w:rPr>
+                <w:rFonts w:ascii="Calibri" w:hAnsi="Calibri"/>
                 <w:b w:val="1"/>
                 <w:bCs w:val="1"/>
               </w:rPr>
               <w:t>Cancel</w:t>
             </w:r>
             <w:r>
+              <w:rPr>
+                <w:rFonts w:ascii="Calibri" w:hAnsi="Calibri"/>
+              </w:rPr>
               <w:t xml:space="preserve"> to stop. For more information, see </w:t>
             </w:r>
             <w:r>
               <w:rPr>
+                <w:rFonts w:ascii="Calibri" w:hAnsi="Calibri"/>
                 <w:b w:val="1"/>
+                <w:i w:val="0"/>
                 <w:bCs w:val="1"/>
-                <w:color w:val="0E2841" w:themeColor="text2"/>
-              </w:rPr>
-              <w:t>Delete a Vitual Agent Topic</w:t>
-            </w:r>
-            <w:r>
-              <w:t>.</w:t>
+                <w:iCs w:val="0"/>
+                <w:color w:val="537DB1"/>
+              </w:rPr>
+              <w:t>Delete a Vitual Agent Topic.</w:t>
             </w:r>
           </w:p>
         </w:tc>
@@ -1113,8 +1426,14 @@
           <w:p>
             <w:pPr>
               <w:spacing w:before="0" w:after="0" w:beforeAutospacing="0" w:afterAutospacing="0"/>
-            </w:pPr>
-            <w:r>
+              <w:rPr>
+                <w:rFonts w:ascii="Calibri" w:hAnsi="Calibri"/>
+              </w:rPr>
+            </w:pPr>
+            <w:r>
+              <w:rPr>
+                <w:rFonts w:ascii="Calibri" w:hAnsi="Calibri"/>
+              </w:rPr>
               <w:t>3. Topic records list</w:t>
             </w:r>
           </w:p>
@@ -1127,8 +1446,14 @@
           <w:p>
             <w:pPr>
               <w:spacing w:before="0" w:after="0" w:beforeAutospacing="0" w:afterAutospacing="0"/>
-            </w:pPr>
-            <w:r>
+              <w:rPr>
+                <w:rFonts w:ascii="Calibri" w:hAnsi="Calibri"/>
+              </w:rPr>
+            </w:pPr>
+            <w:r>
+              <w:rPr>
+                <w:rFonts w:ascii="Calibri" w:hAnsi="Calibri"/>
+              </w:rPr>
               <w:t>List of all topics available, filtered by topic list controls. Default columns include the following.</w:t>
             </w:r>
           </w:p>
@@ -1140,8 +1465,14 @@
                 <w:numId w:val="2"/>
               </w:numPr>
               <w:spacing w:before="0" w:after="0" w:beforeAutospacing="0" w:afterAutospacing="0"/>
-            </w:pPr>
-            <w:r>
+              <w:rPr>
+                <w:rFonts w:ascii="Calibri" w:hAnsi="Calibri"/>
+              </w:rPr>
+            </w:pPr>
+            <w:r>
+              <w:rPr>
+                <w:rFonts w:ascii="Calibri" w:hAnsi="Calibri"/>
+              </w:rPr>
               <w:t>Name: Name given to the topic when created.</w:t>
             </w:r>
           </w:p>
@@ -1153,8 +1484,14 @@
                 <w:numId w:val="2"/>
               </w:numPr>
               <w:spacing w:before="0" w:after="0" w:beforeAutospacing="0" w:afterAutospacing="0"/>
-            </w:pPr>
-            <w:r>
+              <w:rPr>
+                <w:rFonts w:ascii="Calibri" w:hAnsi="Calibri"/>
+              </w:rPr>
+            </w:pPr>
+            <w:r>
+              <w:rPr>
+                <w:rFonts w:ascii="Calibri" w:hAnsi="Calibri"/>
+              </w:rPr>
               <w:t>Type: Indicates the topic types.</w:t>
             </w:r>
           </w:p>
@@ -1162,8 +1499,14 @@
             <w:pPr>
               <w:spacing w:before="0" w:after="0" w:beforeAutospacing="0" w:afterAutospacing="0"/>
               <w:ind w:left="720"/>
-            </w:pPr>
-            <w:r>
+              <w:rPr>
+                <w:rFonts w:ascii="Calibri" w:hAnsi="Calibri"/>
+              </w:rPr>
+            </w:pPr>
+            <w:r>
+              <w:rPr>
+                <w:rFonts w:ascii="Calibri" w:hAnsi="Calibri"/>
+              </w:rPr>
               <w:t xml:space="preserve">        • Topic</w:t>
             </w:r>
           </w:p>
@@ -1171,8 +1514,14 @@
             <w:pPr>
               <w:spacing w:before="0" w:after="0" w:beforeAutospacing="0" w:afterAutospacing="0"/>
               <w:ind w:left="720"/>
-            </w:pPr>
-            <w:r>
+              <w:rPr>
+                <w:rFonts w:ascii="Calibri" w:hAnsi="Calibri"/>
+              </w:rPr>
+            </w:pPr>
+            <w:r>
+              <w:rPr>
+                <w:rFonts w:ascii="Calibri" w:hAnsi="Calibri"/>
+              </w:rPr>
               <w:t xml:space="preserve">        • Topic block</w:t>
             </w:r>
           </w:p>
@@ -1181,8 +1530,14 @@
               <w:pStyle w:val="P14"/>
               <w:spacing w:before="0" w:after="0" w:beforeAutospacing="0" w:afterAutospacing="0"/>
               <w:ind w:left="1440"/>
-            </w:pPr>
-            <w:r>
+              <w:rPr>
+                <w:rFonts w:ascii="Calibri" w:hAnsi="Calibri"/>
+              </w:rPr>
+            </w:pPr>
+            <w:r>
+              <w:rPr>
+                <w:rFonts w:ascii="Calibri" w:hAnsi="Calibri"/>
+              </w:rPr>
               <w:t>• Small talk</w:t>
             </w:r>
           </w:p>
@@ -1191,8 +1546,14 @@
               <w:pStyle w:val="P14"/>
               <w:spacing w:before="0" w:after="0" w:beforeAutospacing="0" w:afterAutospacing="0"/>
               <w:ind w:left="1440"/>
-            </w:pPr>
-            <w:r>
+              <w:rPr>
+                <w:rFonts w:ascii="Calibri" w:hAnsi="Calibri"/>
+              </w:rPr>
+            </w:pPr>
+            <w:r>
+              <w:rPr>
+                <w:rFonts w:ascii="Calibri" w:hAnsi="Calibri"/>
+              </w:rPr>
               <w:t>• Custom input</w:t>
             </w:r>
           </w:p>
@@ -1201,8 +1562,14 @@
               <w:pStyle w:val="P14"/>
               <w:spacing w:before="0" w:after="0" w:beforeAutospacing="0" w:afterAutospacing="0"/>
               <w:ind w:left="1440"/>
-            </w:pPr>
-            <w:r>
+              <w:rPr>
+                <w:rFonts w:ascii="Calibri" w:hAnsi="Calibri"/>
+              </w:rPr>
+            </w:pPr>
+            <w:r>
+              <w:rPr>
+                <w:rFonts w:ascii="Calibri" w:hAnsi="Calibri"/>
+              </w:rPr>
               <w:t>• Custom output</w:t>
             </w:r>
           </w:p>
@@ -1214,8 +1581,14 @@
                 <w:numId w:val="2"/>
               </w:numPr>
               <w:spacing w:before="0" w:after="0" w:beforeAutospacing="0" w:afterAutospacing="0"/>
-            </w:pPr>
-            <w:r>
+              <w:rPr>
+                <w:rFonts w:ascii="Calibri" w:hAnsi="Calibri"/>
+              </w:rPr>
+            </w:pPr>
+            <w:r>
+              <w:rPr>
+                <w:rFonts w:ascii="Calibri" w:hAnsi="Calibri"/>
+              </w:rPr>
               <w:t>Status: Indicates the status of the topic:</w:t>
             </w:r>
           </w:p>
@@ -1224,8 +1597,14 @@
               <w:pStyle w:val="P14"/>
               <w:spacing w:before="0" w:after="0" w:beforeAutospacing="0" w:afterAutospacing="0"/>
               <w:ind w:left="1440"/>
-            </w:pPr>
-            <w:r>
+              <w:rPr>
+                <w:rFonts w:ascii="Calibri" w:hAnsi="Calibri"/>
+              </w:rPr>
+            </w:pPr>
+            <w:r>
+              <w:rPr>
+                <w:rFonts w:ascii="Calibri" w:hAnsi="Calibri"/>
+              </w:rPr>
               <w:t>• Draft</w:t>
             </w:r>
           </w:p>
@@ -1234,8 +1613,14 @@
               <w:pStyle w:val="P14"/>
               <w:spacing w:before="0" w:after="0" w:beforeAutospacing="0" w:afterAutospacing="0"/>
               <w:ind w:left="1440"/>
-            </w:pPr>
-            <w:r>
+              <w:rPr>
+                <w:rFonts w:ascii="Calibri" w:hAnsi="Calibri"/>
+              </w:rPr>
+            </w:pPr>
+            <w:r>
+              <w:rPr>
+                <w:rFonts w:ascii="Calibri" w:hAnsi="Calibri"/>
+              </w:rPr>
               <w:t>• Published</w:t>
             </w:r>
           </w:p>
@@ -1244,8 +1629,14 @@
               <w:pStyle w:val="P14"/>
               <w:spacing w:before="0" w:after="0" w:beforeAutospacing="0" w:afterAutospacing="0"/>
               <w:ind w:left="1440"/>
-            </w:pPr>
-            <w:r>
+              <w:rPr>
+                <w:rFonts w:ascii="Calibri" w:hAnsi="Calibri"/>
+              </w:rPr>
+            </w:pPr>
+            <w:r>
+              <w:rPr>
+                <w:rFonts w:ascii="Calibri" w:hAnsi="Calibri"/>
+              </w:rPr>
               <w:t>• Modified</w:t>
             </w:r>
           </w:p>
@@ -1257,28 +1648,42 @@
                 <w:numId w:val="2"/>
               </w:numPr>
               <w:spacing w:before="0" w:after="0" w:beforeAutospacing="0" w:afterAutospacing="0"/>
-            </w:pPr>
-            <w:r>
+              <w:rPr>
+                <w:rFonts w:ascii="Calibri" w:hAnsi="Calibri"/>
+              </w:rPr>
+            </w:pPr>
+            <w:r>
+              <w:rPr>
+                <w:rFonts w:ascii="Calibri" w:hAnsi="Calibri"/>
+              </w:rPr>
               <w:t xml:space="preserve">Active: Indicates whether the topic is </w:t>
             </w:r>
             <w:r>
               <w:rPr>
+                <w:rFonts w:ascii="Calibri" w:hAnsi="Calibri"/>
                 <w:b w:val="1"/>
                 <w:bCs w:val="1"/>
               </w:rPr>
               <w:t>Active</w:t>
             </w:r>
             <w:r>
+              <w:rPr>
+                <w:rFonts w:ascii="Calibri" w:hAnsi="Calibri"/>
+              </w:rPr>
               <w:t xml:space="preserve"> or </w:t>
             </w:r>
             <w:r>
               <w:rPr>
+                <w:rFonts w:ascii="Calibri" w:hAnsi="Calibri"/>
                 <w:b w:val="1"/>
                 <w:bCs w:val="1"/>
               </w:rPr>
               <w:t>Inactive</w:t>
             </w:r>
             <w:r>
+              <w:rPr>
+                <w:rFonts w:ascii="Calibri" w:hAnsi="Calibri"/>
+              </w:rPr>
               <w:t>.</w:t>
             </w:r>
           </w:p>
@@ -1290,8 +1695,14 @@
                 <w:numId w:val="2"/>
               </w:numPr>
               <w:spacing w:before="0" w:after="0" w:beforeAutospacing="0" w:afterAutospacing="0"/>
-            </w:pPr>
-            <w:r>
+              <w:rPr>
+                <w:rFonts w:ascii="Calibri" w:hAnsi="Calibri"/>
+              </w:rPr>
+            </w:pPr>
+            <w:r>
+              <w:rPr>
+                <w:rFonts w:ascii="Calibri" w:hAnsi="Calibri"/>
+              </w:rPr>
               <w:t>Last modified: Time and date when the topic was last modified.</w:t>
             </w:r>
           </w:p>
@@ -1303,17 +1714,29 @@
                 <w:numId w:val="2"/>
               </w:numPr>
               <w:spacing w:before="0" w:after="0" w:beforeAutospacing="0" w:afterAutospacing="0"/>
-            </w:pPr>
-            <w:r>
+              <w:rPr>
+                <w:rFonts w:ascii="Calibri" w:hAnsi="Calibri"/>
+              </w:rPr>
+            </w:pPr>
+            <w:r>
+              <w:rPr>
+                <w:rFonts w:ascii="Calibri" w:hAnsi="Calibri"/>
+              </w:rPr>
               <w:t xml:space="preserve">Description: Short description entered when you create the topic. For more information, see </w:t>
             </w:r>
             <w:r>
               <w:rPr>
-                <w:color w:val="0E2841" w:themeColor="text2"/>
+                <w:rFonts w:ascii="Calibri" w:hAnsi="Calibri"/>
+                <w:b w:val="1"/>
+                <w:bCs w:val="1"/>
+                <w:color w:val="537DB1"/>
               </w:rPr>
               <w:t>Create a Virtual Agent topic</w:t>
             </w:r>
             <w:r>
+              <w:rPr>
+                <w:rFonts w:ascii="Calibri" w:hAnsi="Calibri"/>
+              </w:rPr>
               <w:t>.</w:t>
             </w:r>
           </w:p>
@@ -1325,56 +1748,119 @@
                 <w:numId w:val="2"/>
               </w:numPr>
               <w:spacing w:before="0" w:after="0" w:beforeAutospacing="0" w:afterAutospacing="0"/>
-            </w:pPr>
-            <w:r>
+              <w:rPr>
+                <w:rFonts w:ascii="Calibri" w:hAnsi="Calibri"/>
+              </w:rPr>
+            </w:pPr>
+            <w:r>
+              <w:rPr>
+                <w:rFonts w:ascii="Calibri" w:hAnsi="Calibri"/>
+              </w:rPr>
               <w:t>Show actions for this row (</w:t>
             </w:r>
-            <w:r>
-              <w:rPr>
-                <w:i w:val="1"/>
-                <w:iCs w:val="1"/>
-              </w:rPr>
-              <w:t>[]</w:t>
-            </w:r>
-            <w:r>
+            <w:bookmarkStart w:id="0" w:name="_dx_frag_StartFragment"/>
+            <w:bookmarkEnd w:id="0"/>
+            <w:r>
+              <w:rPr>
+                <w:rFonts w:ascii="Calibri" w:hAnsi="Calibri"/>
+              </w:rPr>
+              <w:drawing>
+                <wp:inline xmlns:wp="http://schemas.openxmlformats.org/drawingml/2006/wordprocessingDrawing" distT="0" distB="0" distL="0" distR="0">
+                  <wp:extent cx="118745" cy="95250"/>
+                  <wp:effectExtent l="0" t="0" r="0" b="0"/>
+                  <wp:docPr id="2" name="Picture 2" descr="Kebab Menu SVG Vectors and Icons - SVG Repo"/>
+                  <wp:cNvGraphicFramePr/>
+                  <a:graphic xmlns:a="http://schemas.openxmlformats.org/drawingml/2006/main">
+                    <a:graphicData uri="http://schemas.openxmlformats.org/drawingml/2006/picture">
+                      <pic:pic xmlns:pic="http://schemas.openxmlformats.org/drawingml/2006/picture">
+                        <pic:nvPicPr>
+                          <pic:cNvPr id="1" name="Picture 1" descr="Kebab Menu SVG Vectors and Icons - SVG Repo"/>
+                          <pic:cNvPicPr/>
+                        </pic:nvPicPr>
+                        <pic:blipFill dpi="0">
+                          <a:blip xmlns:r="http://schemas.openxmlformats.org/officeDocument/2006/relationships" r:embed="Relimage8"/>
+                          <a:srcRect/>
+                          <a:stretch>
+                            <a:fillRect/>
+                          </a:stretch>
+                        </pic:blipFill>
+                        <pic:spPr>
+                          <a:xfrm>
+                            <a:off x="0" y="0"/>
+                            <a:ext cx="118745" cy="95250"/>
+                          </a:xfrm>
+                          <a:prstGeom prst="rect"/>
+                        </pic:spPr>
+                      </pic:pic>
+                    </a:graphicData>
+                  </a:graphic>
+                </wp:inline>
+              </w:drawing>
+            </w:r>
+            <w:bookmarkStart w:id="1" w:name="_dx_frag_EndFragment"/>
+            <w:bookmarkEnd w:id="1"/>
+            <w:r>
+              <w:rPr>
+                <w:rFonts w:ascii="Calibri" w:hAnsi="Calibri"/>
+              </w:rPr>
               <w:t xml:space="preserve">): Icon to open a menu to view or toggle the topic's </w:t>
             </w:r>
             <w:r>
               <w:rPr>
+                <w:rFonts w:ascii="Calibri" w:hAnsi="Calibri"/>
                 <w:b w:val="1"/>
                 <w:bCs w:val="1"/>
               </w:rPr>
               <w:t>Promoted</w:t>
             </w:r>
             <w:r>
+              <w:rPr>
+                <w:rFonts w:ascii="Calibri" w:hAnsi="Calibri"/>
+              </w:rPr>
               <w:t xml:space="preserve"> status or to </w:t>
             </w:r>
             <w:r>
               <w:rPr>
+                <w:rFonts w:ascii="Calibri" w:hAnsi="Calibri"/>
                 <w:b w:val="1"/>
                 <w:bCs w:val="1"/>
               </w:rPr>
               <w:t>Delete</w:t>
             </w:r>
             <w:r>
+              <w:rPr>
+                <w:rFonts w:ascii="Calibri" w:hAnsi="Calibri"/>
+              </w:rPr>
               <w:t xml:space="preserve"> the topic. For more information, see </w:t>
             </w:r>
             <w:r>
               <w:rPr>
-                <w:color w:val="0E2841" w:themeColor="text2"/>
+                <w:rFonts w:ascii="Calibri" w:hAnsi="Calibri"/>
+                <w:b w:val="1"/>
+                <w:bCs w:val="1"/>
+                <w:color w:val="537DB1"/>
               </w:rPr>
               <w:t>Promote or Demote Virtual Agent topics</w:t>
             </w:r>
             <w:r>
+              <w:rPr>
+                <w:rFonts w:ascii="Calibri" w:hAnsi="Calibri"/>
+              </w:rPr>
               <w:t xml:space="preserve"> and </w:t>
             </w:r>
             <w:r>
               <w:rPr>
-                <w:color w:val="0E2841" w:themeColor="text2"/>
+                <w:rFonts w:ascii="Calibri" w:hAnsi="Calibri"/>
+                <w:b w:val="1"/>
+                <w:bCs w:val="1"/>
+                <w:color w:val="537DB1"/>
               </w:rPr>
               <w:t>Delete a Virtual Agent topic</w:t>
             </w:r>
             <w:r>
+              <w:rPr>
+                <w:rFonts w:ascii="Calibri" w:hAnsi="Calibri"/>
+              </w:rPr>
               <w:t>.</w:t>
             </w:r>
           </w:p>
@@ -1396,6 +1882,9 @@
               <w:ind w:left="0" w:right="0"/>
               <w:bidi w:val="0"/>
               <w:jc w:val="left"/>
+              <w:rPr>
+                <w:rFonts w:ascii="Calibri" w:hAnsi="Calibri"/>
+              </w:rPr>
             </w:pPr>
           </w:p>
         </w:tc>
@@ -1407,11 +1896,20 @@
           <w:p>
             <w:pPr>
               <w:spacing w:before="0" w:after="0" w:beforeAutospacing="0" w:afterAutospacing="0"/>
-            </w:pPr>
-            <w:r>
+              <w:rPr>
+                <w:rFonts w:ascii="Calibri" w:hAnsi="Calibri"/>
+              </w:rPr>
+            </w:pPr>
+            <w:r>
+              <w:rPr>
+                <w:rFonts w:ascii="Calibri" w:hAnsi="Calibri"/>
+              </w:rPr>
               <w:t>Sidebar showing recently-opened topics and helpful resources. Select the Open/Close panel (</w:t>
             </w:r>
             <w:r>
+              <w:rPr>
+                <w:rFonts w:ascii="Calibri" w:hAnsi="Calibri"/>
+              </w:rPr>
               <w:drawing>
                 <wp:inline xmlns:wp="http://schemas.openxmlformats.org/drawingml/2006/wordprocessingDrawing" distT="0" distB="0" distL="0" distR="0">
                   <wp:extent cx="190500" cy="190500"/>
@@ -1428,7 +1926,7 @@
                           <pic:cNvPicPr/>
                         </pic:nvPicPr>
                         <pic:blipFill dpi="0">
-                          <a:blip xmlns:r="http://schemas.openxmlformats.org/officeDocument/2006/relationships" r:embed="Relimage7">
+                          <a:blip xmlns:r="http://schemas.openxmlformats.org/officeDocument/2006/relationships" r:embed="Relimage9">
                             <a:extLst>
                               <a:ext uri="{28A0092B-C50C-407E-A947-70E740481C1C}">
                                 <a14:useLocalDpi xmlns:a14="http://schemas.microsoft.com/office/drawing/2010/main" val="0"/>
@@ -1454,9 +1952,15 @@
               </w:drawing>
             </w:r>
             <w:r>
+              <w:rPr>
+                <w:rFonts w:ascii="Calibri" w:hAnsi="Calibri"/>
+              </w:rPr>
               <w:t xml:space="preserve"> / </w:t>
             </w:r>
             <w:r>
+              <w:rPr>
+                <w:rFonts w:ascii="Calibri" w:hAnsi="Calibri"/>
+              </w:rPr>
               <w:drawing>
                 <wp:inline xmlns:wp="http://schemas.openxmlformats.org/drawingml/2006/wordprocessingDrawing" distT="0" distB="0" distL="0" distR="0">
                   <wp:extent cx="190500" cy="190500"/>
@@ -1473,7 +1977,7 @@
                           <pic:cNvPicPr/>
                         </pic:nvPicPr>
                         <pic:blipFill dpi="0">
-                          <a:blip xmlns:r="http://schemas.openxmlformats.org/officeDocument/2006/relationships" r:embed="Relimage8">
+                          <a:blip xmlns:r="http://schemas.openxmlformats.org/officeDocument/2006/relationships" r:embed="Relimage10">
                             <a:extLst>
                               <a:ext uri="{28A0092B-C50C-407E-A947-70E740481C1C}">
                                 <a14:useLocalDpi xmlns:a14="http://schemas.microsoft.com/office/drawing/2010/main" val="0"/>
@@ -1499,6 +2003,9 @@
               </w:drawing>
             </w:r>
             <w:r>
+              <w:rPr>
+                <w:rFonts w:ascii="Calibri" w:hAnsi="Calibri"/>
+              </w:rPr>
               <w:t xml:space="preserve">) icon to toggle the panel open or closed. </w:t>
             </w:r>
           </w:p>
@@ -1510,8 +2017,14 @@
                 <w:numId w:val="2"/>
               </w:numPr>
               <w:spacing w:before="0" w:after="0" w:beforeAutospacing="0" w:afterAutospacing="0"/>
-            </w:pPr>
-            <w:r>
+              <w:rPr>
+                <w:rFonts w:ascii="Calibri" w:hAnsi="Calibri"/>
+              </w:rPr>
+            </w:pPr>
+            <w:r>
+              <w:rPr>
+                <w:rFonts w:ascii="Calibri" w:hAnsi="Calibri"/>
+              </w:rPr>
               <w:t>Pick up where you left off: List of the last 3 topics you opened and when they were last updated. Select any from the list to open that topic.</w:t>
             </w:r>
           </w:p>
@@ -1523,8 +2036,14 @@
                 <w:numId w:val="2"/>
               </w:numPr>
               <w:spacing w:before="0" w:after="0" w:beforeAutospacing="0" w:afterAutospacing="0"/>
-            </w:pPr>
-            <w:r>
+              <w:rPr>
+                <w:rFonts w:ascii="Calibri" w:hAnsi="Calibri"/>
+              </w:rPr>
+            </w:pPr>
+            <w:r>
+              <w:rPr>
+                <w:rFonts w:ascii="Calibri" w:hAnsi="Calibri"/>
+              </w:rPr>
               <w:t>Latest updates: List of the last 5 users to open a topic, along with the topic name and when it was last updated.</w:t>
             </w:r>
           </w:p>
@@ -1536,8 +2055,14 @@
                 <w:numId w:val="2"/>
               </w:numPr>
               <w:spacing w:before="0" w:after="0" w:beforeAutospacing="0" w:afterAutospacing="0"/>
-            </w:pPr>
-            <w:r>
+              <w:rPr>
+                <w:rFonts w:ascii="Calibri" w:hAnsi="Calibri"/>
+              </w:rPr>
+            </w:pPr>
+            <w:r>
+              <w:rPr>
+                <w:rFonts w:ascii="Calibri" w:hAnsi="Calibri"/>
+              </w:rPr>
               <w:t>Resources: Links to helpful resources.</w:t>
             </w:r>
           </w:p>
@@ -1546,8 +2071,14 @@
               <w:pStyle w:val="P14"/>
               <w:spacing w:before="0" w:after="0" w:beforeAutospacing="0" w:afterAutospacing="0"/>
               <w:ind w:left="1440"/>
-            </w:pPr>
-            <w:r>
+              <w:rPr>
+                <w:rFonts w:ascii="Calibri" w:hAnsi="Calibri"/>
+              </w:rPr>
+            </w:pPr>
+            <w:r>
+              <w:rPr>
+                <w:rFonts w:ascii="Calibri" w:hAnsi="Calibri"/>
+              </w:rPr>
               <w:t>• Migrate topics to LLM</w:t>
             </w:r>
           </w:p>
@@ -1556,8 +2087,14 @@
               <w:pStyle w:val="P14"/>
               <w:spacing w:before="0" w:after="0" w:beforeAutospacing="0" w:afterAutospacing="0"/>
               <w:ind w:left="1440"/>
-            </w:pPr>
-            <w:r>
+              <w:rPr>
+                <w:rFonts w:ascii="Calibri" w:hAnsi="Calibri"/>
+              </w:rPr>
+            </w:pPr>
+            <w:r>
+              <w:rPr>
+                <w:rFonts w:ascii="Calibri" w:hAnsi="Calibri"/>
+              </w:rPr>
               <w:t>• Assistant settings</w:t>
             </w:r>
           </w:p>
@@ -1566,8 +2103,14 @@
               <w:pStyle w:val="P14"/>
               <w:spacing w:before="0" w:after="0" w:beforeAutospacing="0" w:afterAutospacing="0"/>
               <w:ind w:left="1440"/>
-            </w:pPr>
-            <w:r>
+              <w:rPr>
+                <w:rFonts w:ascii="Calibri" w:hAnsi="Calibri"/>
+              </w:rPr>
+            </w:pPr>
+            <w:r>
+              <w:rPr>
+                <w:rFonts w:ascii="Calibri" w:hAnsi="Calibri"/>
+              </w:rPr>
               <w:t>• Input Collector introduction (video)</w:t>
             </w:r>
           </w:p>
@@ -1576,8 +2119,14 @@
               <w:pStyle w:val="P14"/>
               <w:spacing w:before="0" w:after="0" w:beforeAutospacing="0" w:afterAutospacing="0"/>
               <w:ind w:left="1440"/>
-            </w:pPr>
-            <w:r>
+              <w:rPr>
+                <w:rFonts w:ascii="Calibri" w:hAnsi="Calibri"/>
+              </w:rPr>
+            </w:pPr>
+            <w:r>
+              <w:rPr>
+                <w:rFonts w:ascii="Calibri" w:hAnsi="Calibri"/>
+              </w:rPr>
               <w:t>• Localization insights</w:t>
             </w:r>
           </w:p>
@@ -1586,8 +2135,14 @@
               <w:pStyle w:val="P14"/>
               <w:spacing w:before="0" w:after="0" w:beforeAutospacing="0" w:afterAutospacing="0"/>
               <w:ind w:left="1440"/>
-            </w:pPr>
-            <w:r>
+              <w:rPr>
+                <w:rFonts w:ascii="Calibri" w:hAnsi="Calibri"/>
+              </w:rPr>
+            </w:pPr>
+            <w:r>
+              <w:rPr>
+                <w:rFonts w:ascii="Calibri" w:hAnsi="Calibri"/>
+              </w:rPr>
               <w:t>• LLM instruction guidelines</w:t>
             </w:r>
           </w:p>
@@ -1596,15 +2151,31 @@
               <w:pStyle w:val="P14"/>
               <w:spacing w:before="0" w:after="0" w:beforeAutospacing="0" w:afterAutospacing="0"/>
               <w:ind w:left="1440"/>
-            </w:pPr>
-            <w:r>
+              <w:rPr>
+                <w:rFonts w:ascii="Calibri" w:hAnsi="Calibri"/>
+              </w:rPr>
+            </w:pPr>
+            <w:r>
+              <w:rPr>
+                <w:rFonts w:ascii="Calibri" w:hAnsi="Calibri"/>
+              </w:rPr>
               <w:t>• Product documentation</w:t>
             </w:r>
           </w:p>
         </w:tc>
       </w:tr>
     </w:tbl>
-    <w:p/>
+    <w:p>
+      <w:pPr>
+        <w:rPr>
+          <w:rFonts w:ascii="Calibri" w:hAnsi="Calibri"/>
+        </w:rPr>
+      </w:pPr>
+      <w:bookmarkStart w:id="2" w:name="_dx_frag_StartFragment"/>
+      <w:bookmarkEnd w:id="2"/>
+      <w:bookmarkStart w:id="3" w:name="_dx_frag_EndFragment"/>
+      <w:bookmarkEnd w:id="3"/>
+    </w:p>
     <w:sectPr>
       <w:type w:val="nextPage"/>
       <w:pgMar w:left="1440" w:right="1440" w:top="1440" w:bottom="1440" w:header="720" w:footer="720" w:gutter="0"/>
